--- a/downloads/teacher/05 Materials/Unit 01/Handouts/Handout 01.16 - Unit Price Practice.docx
+++ b/downloads/teacher/05 Materials/Unit 01/Handouts/Handout 01.16 - Unit Price Practice.docx
@@ -1084,40 +1084,35 @@
       <w:r>
         <w:t xml:space="preserve">Cheaper per unit is the wrong buy when:</w:t>
       </w:r>
-      <w:r>
-        <w:t xml:space="preserve"> </w:t>
-      </w:r>
-      <w:r>
-        <w:t xml:space="preserve">1. ____________________</w:t>
-      </w:r>
-      <w:r>
-        <w:t xml:space="preserve"> </w:t>
-      </w:r>
-      <w:r>
-        <w:t xml:space="preserve">2. ____________________</w:t>
-      </w:r>
-      <w:r>
-        <w:t xml:space="preserve"> </w:t>
-      </w:r>
-      <w:r>
-        <w:t xml:space="preserve">3. ____________________</w:t>
-      </w:r>
-      <w:r>
-        <w:t xml:space="preserve"> </w:t>
-      </w:r>
-      <w:r>
-        <w:t xml:space="preserve">4. ____________________</w:t>
-      </w:r>
-      <w:r>
-        <w:t xml:space="preserve"> </w:t>
-      </w:r>
-      <w:r>
-        <w:t xml:space="preserve">5. ____________________</w:t>
-      </w:r>
-    </w:p>
-    <w:p>
-      <w:pPr>
-        <w:pStyle w:val="BodyText"/>
+    </w:p>
+    <w:p>
+      <w:r>
+        <w:br w:type="page"/>
+      </w:r>
+    </w:p>
+    <w:p>
+      <w:r>
+        <w:br w:type="page"/>
+      </w:r>
+    </w:p>
+    <w:p>
+      <w:r>
+        <w:br w:type="page"/>
+      </w:r>
+    </w:p>
+    <w:p>
+      <w:r>
+        <w:br w:type="page"/>
+      </w:r>
+    </w:p>
+    <w:p>
+      <w:r>
+        <w:br w:type="page"/>
+      </w:r>
+    </w:p>
+    <w:p>
+      <w:pPr>
+        <w:pStyle w:val="FirstParagraph"/>
       </w:pPr>
       <w:r>
         <w:t xml:space="preserve">One of my own from home: ____________________</w:t>
@@ -1375,8 +1370,150 @@
       </w:pPr>
     </w:lvl>
   </w:abstractNum>
+  <w:abstractNum w:abstractNumId="99411">
+    <w:nsid w:val="ea454b4c"/>
+    <w:multiLevelType w:val="multilevel"/>
+    <w:lvl w:ilvl="0">
+      <w:start w:val="1"/>
+      <w:numFmt w:val="decimal"/>
+      <w:lvlText w:val="%1."/>
+      <w:lvlJc w:val="left"/>
+      <w:pPr>
+        <w:tabs>
+          <w:tab w:val="num" w:pos="0"/>
+        </w:tabs>
+        <w:ind w:left="480" w:hanging="480"/>
+      </w:pPr>
+    </w:lvl>
+    <w:lvl w:ilvl="1">
+      <w:start w:val="1"/>
+      <w:numFmt w:val="decimal"/>
+      <w:lvlText w:val="%2."/>
+      <w:lvlJc w:val="left"/>
+      <w:pPr>
+        <w:tabs>
+          <w:tab w:val="num" w:pos="720"/>
+        </w:tabs>
+        <w:ind w:left="1200" w:hanging="480"/>
+      </w:pPr>
+    </w:lvl>
+    <w:lvl w:ilvl="2">
+      <w:start w:val="1"/>
+      <w:numFmt w:val="decimal"/>
+      <w:lvlText w:val="%3."/>
+      <w:lvlJc w:val="left"/>
+      <w:pPr>
+        <w:tabs>
+          <w:tab w:val="num" w:pos="1440"/>
+        </w:tabs>
+        <w:ind w:left="1920" w:hanging="480"/>
+      </w:pPr>
+    </w:lvl>
+    <w:lvl w:ilvl="3">
+      <w:start w:val="1"/>
+      <w:numFmt w:val="decimal"/>
+      <w:lvlText w:val="%4."/>
+      <w:lvlJc w:val="left"/>
+      <w:pPr>
+        <w:tabs>
+          <w:tab w:val="num" w:pos="2160"/>
+        </w:tabs>
+        <w:ind w:left="2640" w:hanging="480"/>
+      </w:pPr>
+    </w:lvl>
+    <w:lvl w:ilvl="4">
+      <w:start w:val="1"/>
+      <w:numFmt w:val="decimal"/>
+      <w:lvlText w:val="%5."/>
+      <w:lvlJc w:val="left"/>
+      <w:pPr>
+        <w:tabs>
+          <w:tab w:val="num" w:pos="2880"/>
+        </w:tabs>
+        <w:ind w:left="3360" w:hanging="480"/>
+      </w:pPr>
+    </w:lvl>
+    <w:lvl w:ilvl="5">
+      <w:start w:val="1"/>
+      <w:numFmt w:val="decimal"/>
+      <w:lvlText w:val="%6."/>
+      <w:lvlJc w:val="left"/>
+      <w:pPr>
+        <w:tabs>
+          <w:tab w:val="num" w:pos="3600"/>
+        </w:tabs>
+        <w:ind w:left="4080" w:hanging="480"/>
+      </w:pPr>
+    </w:lvl>
+    <w:lvl w:ilvl="6">
+      <w:start w:val="1"/>
+      <w:numFmt w:val="decimal"/>
+      <w:lvlText w:val="%7."/>
+      <w:lvlJc w:val="left"/>
+      <w:pPr>
+        <w:tabs>
+          <w:tab w:val="num" w:pos="4320"/>
+        </w:tabs>
+        <w:ind w:left="4800" w:hanging="480"/>
+      </w:pPr>
+    </w:lvl>
+    <w:lvl w:ilvl="7">
+      <w:start w:val="1"/>
+      <w:numFmt w:val="decimal"/>
+      <w:lvlText w:val="%8."/>
+      <w:lvlJc w:val="left"/>
+      <w:pPr>
+        <w:tabs>
+          <w:tab w:val="num" w:pos="5040"/>
+        </w:tabs>
+        <w:ind w:left="5520" w:hanging="480"/>
+      </w:pPr>
+    </w:lvl>
+    <w:lvl w:ilvl="8">
+      <w:start w:val="1"/>
+      <w:numFmt w:val="decimal"/>
+      <w:lvlText w:val="%9."/>
+      <w:lvlJc w:val="left"/>
+      <w:pPr>
+        <w:tabs>
+          <w:tab w:val="num" w:pos="5760"/>
+        </w:tabs>
+        <w:ind w:left="6240" w:hanging="480"/>
+      </w:pPr>
+    </w:lvl>
+  </w:abstractNum>
   <w:num w:numId="1000">
     <w:abstractNumId w:val="990"/>
+  </w:num>
+  <w:num w:numId="1001">
+    <w:abstractNumId w:val="99411"/>
+    <w:lvlOverride w:ilvl="0">
+      <w:startOverride w:val="1"/>
+    </w:lvlOverride>
+    <w:lvlOverride w:ilvl="1">
+      <w:startOverride w:val="1"/>
+    </w:lvlOverride>
+    <w:lvlOverride w:ilvl="2">
+      <w:startOverride w:val="1"/>
+    </w:lvlOverride>
+    <w:lvlOverride w:ilvl="3">
+      <w:startOverride w:val="1"/>
+    </w:lvlOverride>
+    <w:lvlOverride w:ilvl="4">
+      <w:startOverride w:val="1"/>
+    </w:lvlOverride>
+    <w:lvlOverride w:ilvl="5">
+      <w:startOverride w:val="1"/>
+    </w:lvlOverride>
+    <w:lvlOverride w:ilvl="6">
+      <w:startOverride w:val="1"/>
+    </w:lvlOverride>
+    <w:lvlOverride w:ilvl="7">
+      <w:startOverride w:val="1"/>
+    </w:lvlOverride>
+    <w:lvlOverride w:ilvl="8">
+      <w:startOverride w:val="1"/>
+    </w:lvlOverride>
   </w:num>
 </w:numbering>
 </file>

--- a/downloads/teacher/05 Materials/Unit 01/Handouts/Handout 01.16 - Unit Price Practice.docx
+++ b/downloads/teacher/05 Materials/Unit 01/Handouts/Handout 01.16 - Unit Price Practice.docx
@@ -25,22 +25,7 @@
         <w:pStyle w:val="BodyText"/>
       </w:pPr>
       <w:r>
-        <w:t xml:space="preserve">All prices on this sheet are realistic Long Island supermarket prices for September 2026. Every one is marked</w:t>
-      </w:r>
-      <w:r>
-        <w:t xml:space="preserve"> </w:t>
-      </w:r>
-      <w:r>
-        <w:rPr>
-          <w:rStyle w:val="TeacherNote"/>
-        </w:rPr>
-        <w:t xml:space="preserve">[update from this week’s circular];</w:t>
-      </w:r>
-      <w:r>
-        <w:t xml:space="preserve"> </w:t>
-      </w:r>
-      <w:r>
-        <w:t xml:space="preserve">your teacher may write the real price on the board.</w:t>
+        <w:t xml:space="preserve">All prices on this sheet are realistic Long Island supermarket prices for September 2026. Every one is to be refreshed from the current circular before teaching; your teacher may write the real price on the board.</w:t>
       </w:r>
     </w:p>
     <w:p>
@@ -116,15 +101,15 @@
     <w:tbl>
       <w:tblPr>
         <w:tblStyle w:val="Table"/>
-        <w:tblW w:type="pct" w:w="5000.0"/>
+        <w:tblW w:type="pct" w:w="5000"/>
         <w:tblLook w:firstRow="1"/>
       </w:tblPr>
       <w:tblGrid>
-        <w:gridCol w:w="1584"/>
-        <w:gridCol w:w="1584"/>
-        <w:gridCol w:w="1584"/>
-        <w:gridCol w:w="1584"/>
-        <w:gridCol w:w="1584"/>
+        <w:gridCol w:w="1872"/>
+        <w:gridCol w:w="1872"/>
+        <w:gridCol w:w="1872"/>
+        <w:gridCol w:w="1872"/>
+        <w:gridCol w:w="1872"/>
       </w:tblGrid>
       <w:tr>
         <w:trPr>
@@ -132,6 +117,7 @@
         </w:trPr>
         <w:tc>
           <w:tcPr>
+            <w:tcW w:type="dxa" w:w="1872"/>
             <w:tcBorders>
               <w:bottom w:val="single"/>
             </w:tcBorders>
@@ -149,6 +135,7 @@
         </w:tc>
         <w:tc>
           <w:tcPr>
+            <w:tcW w:type="dxa" w:w="1872"/>
             <w:tcBorders>
               <w:bottom w:val="single"/>
             </w:tcBorders>
@@ -166,6 +153,7 @@
         </w:tc>
         <w:tc>
           <w:tcPr>
+            <w:tcW w:type="dxa" w:w="1872"/>
             <w:tcBorders>
               <w:bottom w:val="single"/>
             </w:tcBorders>
@@ -183,6 +171,7 @@
         </w:tc>
         <w:tc>
           <w:tcPr>
+            <w:tcW w:type="dxa" w:w="1872"/>
             <w:tcBorders>
               <w:bottom w:val="single"/>
             </w:tcBorders>
@@ -200,6 +189,7 @@
         </w:tc>
         <w:tc>
           <w:tcPr>
+            <w:tcW w:type="dxa" w:w="1872"/>
             <w:tcBorders>
               <w:bottom w:val="single"/>
             </w:tcBorders>
@@ -218,6 +208,9 @@
       </w:tr>
       <w:tr>
         <w:tc>
+          <w:tcPr>
+            <w:tcW w:type="dxa" w:w="1872"/>
+          </w:tcPr>
           <w:p>
             <w:pPr>
               <w:pStyle w:val="Compact"/>
@@ -229,6 +222,9 @@
           </w:p>
         </w:tc>
         <w:tc>
+          <w:tcPr>
+            <w:tcW w:type="dxa" w:w="1872"/>
+          </w:tcPr>
           <w:p>
             <w:pPr>
               <w:pStyle w:val="Compact"/>
@@ -237,18 +233,12 @@
             <w:r>
               <w:t xml:space="preserve">Store-brand pasta</w:t>
             </w:r>
-            <w:r>
-              <w:t xml:space="preserve"> </w:t>
-            </w:r>
-            <w:r>
-              <w:rPr>
-                <w:rStyle w:val="TeacherNote"/>
-              </w:rPr>
-              <w:t xml:space="preserve">[update from this week’s circular]</w:t>
-            </w:r>
-          </w:p>
-        </w:tc>
-        <w:tc>
+          </w:p>
+        </w:tc>
+        <w:tc>
+          <w:tcPr>
+            <w:tcW w:type="dxa" w:w="1872"/>
+          </w:tcPr>
           <w:p>
             <w:pPr>
               <w:pStyle w:val="Compact"/>
@@ -260,6 +250,9 @@
           </w:p>
         </w:tc>
         <w:tc>
+          <w:tcPr>
+            <w:tcW w:type="dxa" w:w="1872"/>
+          </w:tcPr>
           <w:p>
             <w:pPr>
               <w:pStyle w:val="Compact"/>
@@ -271,6 +264,9 @@
           </w:p>
         </w:tc>
         <w:tc>
+          <w:tcPr>
+            <w:tcW w:type="dxa" w:w="1872"/>
+          </w:tcPr>
           <w:p>
             <w:pPr>
               <w:pStyle w:val="Compact"/>
@@ -284,6 +280,9 @@
       </w:tr>
       <w:tr>
         <w:tc>
+          <w:tcPr>
+            <w:tcW w:type="dxa" w:w="1872"/>
+          </w:tcPr>
           <w:p>
             <w:pPr>
               <w:pStyle w:val="Compact"/>
@@ -295,6 +294,9 @@
           </w:p>
         </w:tc>
         <w:tc>
+          <w:tcPr>
+            <w:tcW w:type="dxa" w:w="1872"/>
+          </w:tcPr>
           <w:p>
             <w:pPr>
               <w:pStyle w:val="Compact"/>
@@ -303,18 +305,12 @@
             <w:r>
               <w:t xml:space="preserve">Marinara sauce, jar</w:t>
             </w:r>
-            <w:r>
-              <w:t xml:space="preserve"> </w:t>
-            </w:r>
-            <w:r>
-              <w:rPr>
-                <w:rStyle w:val="TeacherNote"/>
-              </w:rPr>
-              <w:t xml:space="preserve">[update from this week’s circular]</w:t>
-            </w:r>
-          </w:p>
-        </w:tc>
-        <w:tc>
+          </w:p>
+        </w:tc>
+        <w:tc>
+          <w:tcPr>
+            <w:tcW w:type="dxa" w:w="1872"/>
+          </w:tcPr>
           <w:p>
             <w:pPr>
               <w:pStyle w:val="Compact"/>
@@ -326,6 +322,9 @@
           </w:p>
         </w:tc>
         <w:tc>
+          <w:tcPr>
+            <w:tcW w:type="dxa" w:w="1872"/>
+          </w:tcPr>
           <w:p>
             <w:pPr>
               <w:pStyle w:val="Compact"/>
@@ -337,6 +336,9 @@
           </w:p>
         </w:tc>
         <w:tc>
+          <w:tcPr>
+            <w:tcW w:type="dxa" w:w="1872"/>
+          </w:tcPr>
           <w:p>
             <w:pPr>
               <w:pStyle w:val="Compact"/>
@@ -350,6 +352,9 @@
       </w:tr>
       <w:tr>
         <w:tc>
+          <w:tcPr>
+            <w:tcW w:type="dxa" w:w="1872"/>
+          </w:tcPr>
           <w:p>
             <w:pPr>
               <w:pStyle w:val="Compact"/>
@@ -361,6 +366,9 @@
           </w:p>
         </w:tc>
         <w:tc>
+          <w:tcPr>
+            <w:tcW w:type="dxa" w:w="1872"/>
+          </w:tcPr>
           <w:p>
             <w:pPr>
               <w:pStyle w:val="Compact"/>
@@ -369,18 +377,12 @@
             <w:r>
               <w:t xml:space="preserve">Shredded cheese, bag</w:t>
             </w:r>
-            <w:r>
-              <w:t xml:space="preserve"> </w:t>
-            </w:r>
-            <w:r>
-              <w:rPr>
-                <w:rStyle w:val="TeacherNote"/>
-              </w:rPr>
-              <w:t xml:space="preserve">[update from this week’s circular]</w:t>
-            </w:r>
-          </w:p>
-        </w:tc>
-        <w:tc>
+          </w:p>
+        </w:tc>
+        <w:tc>
+          <w:tcPr>
+            <w:tcW w:type="dxa" w:w="1872"/>
+          </w:tcPr>
           <w:p>
             <w:pPr>
               <w:pStyle w:val="Compact"/>
@@ -392,6 +394,9 @@
           </w:p>
         </w:tc>
         <w:tc>
+          <w:tcPr>
+            <w:tcW w:type="dxa" w:w="1872"/>
+          </w:tcPr>
           <w:p>
             <w:pPr>
               <w:pStyle w:val="Compact"/>
@@ -403,6 +408,9 @@
           </w:p>
         </w:tc>
         <w:tc>
+          <w:tcPr>
+            <w:tcW w:type="dxa" w:w="1872"/>
+          </w:tcPr>
           <w:p>
             <w:pPr>
               <w:pStyle w:val="Compact"/>
@@ -416,6 +424,9 @@
       </w:tr>
       <w:tr>
         <w:tc>
+          <w:tcPr>
+            <w:tcW w:type="dxa" w:w="1872"/>
+          </w:tcPr>
           <w:p>
             <w:pPr>
               <w:pStyle w:val="Compact"/>
@@ -427,6 +438,9 @@
           </w:p>
         </w:tc>
         <w:tc>
+          <w:tcPr>
+            <w:tcW w:type="dxa" w:w="1872"/>
+          </w:tcPr>
           <w:p>
             <w:pPr>
               <w:pStyle w:val="Compact"/>
@@ -435,18 +449,12 @@
             <w:r>
               <w:t xml:space="preserve">Frozen corn, bag</w:t>
             </w:r>
-            <w:r>
-              <w:t xml:space="preserve"> </w:t>
-            </w:r>
-            <w:r>
-              <w:rPr>
-                <w:rStyle w:val="TeacherNote"/>
-              </w:rPr>
-              <w:t xml:space="preserve">[update from this week’s circular]</w:t>
-            </w:r>
-          </w:p>
-        </w:tc>
-        <w:tc>
+          </w:p>
+        </w:tc>
+        <w:tc>
+          <w:tcPr>
+            <w:tcW w:type="dxa" w:w="1872"/>
+          </w:tcPr>
           <w:p>
             <w:pPr>
               <w:pStyle w:val="Compact"/>
@@ -458,6 +466,9 @@
           </w:p>
         </w:tc>
         <w:tc>
+          <w:tcPr>
+            <w:tcW w:type="dxa" w:w="1872"/>
+          </w:tcPr>
           <w:p>
             <w:pPr>
               <w:pStyle w:val="Compact"/>
@@ -469,6 +480,9 @@
           </w:p>
         </w:tc>
         <w:tc>
+          <w:tcPr>
+            <w:tcW w:type="dxa" w:w="1872"/>
+          </w:tcPr>
           <w:p>
             <w:pPr>
               <w:pStyle w:val="Compact"/>
@@ -482,6 +496,9 @@
       </w:tr>
       <w:tr>
         <w:tc>
+          <w:tcPr>
+            <w:tcW w:type="dxa" w:w="1872"/>
+          </w:tcPr>
           <w:p>
             <w:pPr>
               <w:pStyle w:val="Compact"/>
@@ -493,6 +510,9 @@
           </w:p>
         </w:tc>
         <w:tc>
+          <w:tcPr>
+            <w:tcW w:type="dxa" w:w="1872"/>
+          </w:tcPr>
           <w:p>
             <w:pPr>
               <w:pStyle w:val="Compact"/>
@@ -501,18 +521,12 @@
             <w:r>
               <w:t xml:space="preserve">Deli half rotisserie chicken</w:t>
             </w:r>
-            <w:r>
-              <w:t xml:space="preserve"> </w:t>
-            </w:r>
-            <w:r>
-              <w:rPr>
-                <w:rStyle w:val="TeacherNote"/>
-              </w:rPr>
-              <w:t xml:space="preserve">[update from this week’s circular]</w:t>
-            </w:r>
-          </w:p>
-        </w:tc>
-        <w:tc>
+          </w:p>
+        </w:tc>
+        <w:tc>
+          <w:tcPr>
+            <w:tcW w:type="dxa" w:w="1872"/>
+          </w:tcPr>
           <w:p>
             <w:pPr>
               <w:pStyle w:val="Compact"/>
@@ -524,6 +538,9 @@
           </w:p>
         </w:tc>
         <w:tc>
+          <w:tcPr>
+            <w:tcW w:type="dxa" w:w="1872"/>
+          </w:tcPr>
           <w:p>
             <w:pPr>
               <w:pStyle w:val="Compact"/>
@@ -535,6 +552,9 @@
           </w:p>
         </w:tc>
         <w:tc>
+          <w:tcPr>
+            <w:tcW w:type="dxa" w:w="1872"/>
+          </w:tcPr>
           <w:p>
             <w:pPr>
               <w:pStyle w:val="Compact"/>
@@ -548,6 +568,9 @@
       </w:tr>
       <w:tr>
         <w:tc>
+          <w:tcPr>
+            <w:tcW w:type="dxa" w:w="1872"/>
+          </w:tcPr>
           <w:p>
             <w:pPr>
               <w:pStyle w:val="Compact"/>
@@ -559,6 +582,9 @@
           </w:p>
         </w:tc>
         <w:tc>
+          <w:tcPr>
+            <w:tcW w:type="dxa" w:w="1872"/>
+          </w:tcPr>
           <w:p>
             <w:pPr>
               <w:pStyle w:val="Compact"/>
@@ -567,18 +593,12 @@
             <w:r>
               <w:t xml:space="preserve">Rice, bag</w:t>
             </w:r>
-            <w:r>
-              <w:t xml:space="preserve"> </w:t>
-            </w:r>
-            <w:r>
-              <w:rPr>
-                <w:rStyle w:val="TeacherNote"/>
-              </w:rPr>
-              <w:t xml:space="preserve">[update from this week’s circular]</w:t>
-            </w:r>
-          </w:p>
-        </w:tc>
-        <w:tc>
+          </w:p>
+        </w:tc>
+        <w:tc>
+          <w:tcPr>
+            <w:tcW w:type="dxa" w:w="1872"/>
+          </w:tcPr>
           <w:p>
             <w:pPr>
               <w:pStyle w:val="Compact"/>
@@ -590,6 +610,9 @@
           </w:p>
         </w:tc>
         <w:tc>
+          <w:tcPr>
+            <w:tcW w:type="dxa" w:w="1872"/>
+          </w:tcPr>
           <w:p>
             <w:pPr>
               <w:pStyle w:val="Compact"/>
@@ -601,6 +624,9 @@
           </w:p>
         </w:tc>
         <w:tc>
+          <w:tcPr>
+            <w:tcW w:type="dxa" w:w="1872"/>
+          </w:tcPr>
           <w:p>
             <w:pPr>
               <w:pStyle w:val="Compact"/>
@@ -974,14 +1000,162 @@
       <w:r>
         <w:t xml:space="preserve">In New York, most grocery food is ______ taxed. Non-food items (foil, paper plates, cups, soap) and candy, soda, and prepared hot food ______ taxed. The rate in our county is about ______ percent.</w:t>
       </w:r>
+    </w:p>
+    <w:p>
+      <w:pPr>
+        <w:pStyle w:val="BodyText"/>
+      </w:pPr>
+      <w:r>
+        <w:t xml:space="preserve">Circle the items that get taxed at the register: a bag of rice, a roll of foil, a two-liter soda, paper plates, a loaf of bread, a candy bar.</w:t>
+      </w:r>
+    </w:p>
+    <w:p>
+      <w:pPr>
+        <w:pStyle w:val="BodyText"/>
+      </w:pPr>
+      <w:r>
+        <w:t xml:space="preserve">A roll of foil costs $3.49. The tax at 8.625 percent is $______. The total for the foil is $______.</w:t>
+      </w:r>
+    </w:p>
+    <w:p>
+      <w:pPr>
+        <w:pStyle w:val="Heading2"/>
+      </w:pPr>
+      <w:bookmarkStart w:id="25" w:name="part-d-the-bulk-trap"/>
+      <w:r>
+        <w:t xml:space="preserve">Part D: The bulk trap</w:t>
+      </w:r>
+      <w:bookmarkEnd w:id="25"/>
+    </w:p>
+    <w:p>
+      <w:pPr>
+        <w:pStyle w:val="FirstParagraph"/>
+      </w:pPr>
+      <w:r>
+        <w:t xml:space="preserve">A 10 lb bag of potatoes costs $5.99. A 3 lb bag costs $2.99.</w:t>
+      </w:r>
+    </w:p>
+    <w:p>
+      <w:pPr>
+        <w:pStyle w:val="BodyText"/>
+      </w:pPr>
+      <w:r>
+        <w:t xml:space="preserve">Unit price of the 10 lb bag: $______ per lb. Unit price of the 3 lb bag: $______ per lb. Cheaper per pound: ______.</w:t>
+      </w:r>
+    </w:p>
+    <w:p>
+      <w:pPr>
+        <w:pStyle w:val="BodyText"/>
+      </w:pPr>
+      <w:r>
+        <w:t xml:space="preserve">This family eats potatoes about twice a month, about 2 pounds each time. Potatoes keep for two to three weeks in a cool, dark place, and this family keeps them in a warm kitchen cabinet.</w:t>
+      </w:r>
+    </w:p>
+    <w:p>
+      <w:pPr>
+        <w:pStyle w:val="BodyText"/>
+      </w:pPr>
+      <w:r>
+        <w:t xml:space="preserve">Which bag should this family buy? ______</w:t>
+      </w:r>
+    </w:p>
+    <w:p>
+      <w:pPr>
+        <w:pStyle w:val="BodyText"/>
+      </w:pPr>
+      <w:r>
+        <w:t xml:space="preserve">Why? Use the sentence starter:</w:t>
+      </w:r>
       <w:r>
         <w:t xml:space="preserve"> </w:t>
       </w:r>
       <w:r>
-        <w:rPr>
-          <w:rStyle w:val="TeacherNote"/>
-        </w:rPr>
-        <w:t xml:space="preserve">[Sal: confirm the local rate]</w:t>
+        <w:t xml:space="preserve">“</w:t>
+      </w:r>
+      <w:r>
+        <w:t xml:space="preserve">The big bag is cheaper per ____________, but this family should buy the ____________ because ____________.</w:t>
+      </w:r>
+      <w:r>
+        <w:t xml:space="preserve">”</w:t>
+      </w:r>
+    </w:p>
+    <w:p>
+      <w:r>
+        <w:br w:type="page"/>
+      </w:r>
+    </w:p>
+    <w:p>
+      <w:pPr>
+        <w:pStyle w:val="Heading2"/>
+      </w:pPr>
+      <w:bookmarkStart w:id="26" w:name="X1fa39af0d9959ef17001f3b9a963a44b1d7a29a"/>
+      <w:r>
+        <w:t xml:space="preserve">Part E: When cheaper is not better (copy the list from the debrief)</w:t>
+      </w:r>
+      <w:bookmarkEnd w:id="26"/>
+    </w:p>
+    <w:p>
+      <w:pPr>
+        <w:pStyle w:val="FirstParagraph"/>
+      </w:pPr>
+      <w:r>
+        <w:t xml:space="preserve">Cheaper per unit is the wrong buy when:</w:t>
+      </w:r>
+    </w:p>
+    <w:p>
+      <w:r>
+        <w:br w:type="page"/>
+      </w:r>
+    </w:p>
+    <w:p>
+      <w:r>
+        <w:br w:type="page"/>
+      </w:r>
+    </w:p>
+    <w:p>
+      <w:r>
+        <w:br w:type="page"/>
+      </w:r>
+    </w:p>
+    <w:p>
+      <w:r>
+        <w:br w:type="page"/>
+      </w:r>
+    </w:p>
+    <w:p>
+      <w:r>
+        <w:br w:type="page"/>
+      </w:r>
+    </w:p>
+    <w:p>
+      <w:pPr>
+        <w:pStyle w:val="FirstParagraph"/>
+      </w:pPr>
+      <w:r>
+        <w:t xml:space="preserve">One of my own from home: ____________________</w:t>
+      </w:r>
+    </w:p>
+    <w:p>
+      <w:r>
+        <w:br w:type="page"/>
+      </w:r>
+    </w:p>
+    <w:p>
+      <w:pPr>
+        <w:pStyle w:val="Heading2"/>
+      </w:pPr>
+      <w:bookmarkStart w:id="27" w:name="teacher-key"/>
+      <w:r>
+        <w:t xml:space="preserve">Teacher key</w:t>
+      </w:r>
+      <w:bookmarkEnd w:id="27"/>
+    </w:p>
+    <w:p>
+      <w:pPr>
+        <w:pStyle w:val="FirstParagraph"/>
+      </w:pPr>
+      <w:r>
+        <w:t xml:space="preserve">Part A: 1. $0.081 per oz. 2. $0.095 per oz. 3. $0.311 per oz. 4. $0.149 per oz. 5. 20 oz; $0.250 per oz. 6. 32 oz; $0.087 per oz. Accept answers within $0.002.</w:t>
       </w:r>
     </w:p>
     <w:p>
@@ -989,7 +1163,7 @@
         <w:pStyle w:val="BodyText"/>
       </w:pPr>
       <w:r>
-        <w:t xml:space="preserve">Circle the items that get taxed at the register: a bag of rice, a roll of foil, a two-liter soda, paper plates, a loaf of bread, a candy bar.</w:t>
+        <w:t xml:space="preserve">Part B: 1. $0.095 vs $0.084; the 45 oz jar. 2. $0.124 vs $0.081; store brand. 3. $0.311 vs $0.250; the 2 lb bag (then ask: can the family use 2 lb of cheese before it molds? That is Part D’s question).</w:t>
       </w:r>
     </w:p>
     <w:p>
@@ -997,179 +1171,7 @@
         <w:pStyle w:val="BodyText"/>
       </w:pPr>
       <w:r>
-        <w:t xml:space="preserve">A roll of foil costs $3.49. The tax at 8.625 percent is $______. The total for the foil is $______.</w:t>
-      </w:r>
-    </w:p>
-    <w:p>
-      <w:pPr>
-        <w:pStyle w:val="Heading2"/>
-      </w:pPr>
-      <w:bookmarkStart w:id="25" w:name="part-d-the-bulk-trap"/>
-      <w:r>
-        <w:t xml:space="preserve">Part D: The bulk trap</w:t>
-      </w:r>
-      <w:bookmarkEnd w:id="25"/>
-    </w:p>
-    <w:p>
-      <w:pPr>
-        <w:pStyle w:val="FirstParagraph"/>
-      </w:pPr>
-      <w:r>
-        <w:t xml:space="preserve">A 10 lb bag of potatoes costs $5.99. A 3 lb bag costs $2.99.</w:t>
-      </w:r>
-    </w:p>
-    <w:p>
-      <w:pPr>
-        <w:pStyle w:val="BodyText"/>
-      </w:pPr>
-      <w:r>
-        <w:t xml:space="preserve">Unit price of the 10 lb bag: $______ per lb. Unit price of the 3 lb bag: $______ per lb. Cheaper per pound: ______.</w:t>
-      </w:r>
-    </w:p>
-    <w:p>
-      <w:pPr>
-        <w:pStyle w:val="BodyText"/>
-      </w:pPr>
-      <w:r>
-        <w:t xml:space="preserve">This family eats potatoes about twice a month, about 2 pounds each time. Potatoes keep for two to three weeks in a cool, dark place, and this family keeps them in a warm kitchen cabinet.</w:t>
-      </w:r>
-    </w:p>
-    <w:p>
-      <w:pPr>
-        <w:pStyle w:val="BodyText"/>
-      </w:pPr>
-      <w:r>
-        <w:t xml:space="preserve">Which bag should this family buy? ______</w:t>
-      </w:r>
-    </w:p>
-    <w:p>
-      <w:pPr>
-        <w:pStyle w:val="BodyText"/>
-      </w:pPr>
-      <w:r>
-        <w:t xml:space="preserve">Why? Use the sentence starter:</w:t>
-      </w:r>
-      <w:r>
-        <w:t xml:space="preserve"> </w:t>
-      </w:r>
-      <w:r>
-        <w:t xml:space="preserve">“</w:t>
-      </w:r>
-      <w:r>
-        <w:t xml:space="preserve">The big bag is cheaper per ____________, but this family should buy the ____________ because ____________.</w:t>
-      </w:r>
-      <w:r>
-        <w:t xml:space="preserve">”</w:t>
-      </w:r>
-    </w:p>
-    <w:p>
-      <w:r>
-        <w:br w:type="page"/>
-      </w:r>
-    </w:p>
-    <w:p>
-      <w:pPr>
-        <w:pStyle w:val="Heading2"/>
-      </w:pPr>
-      <w:bookmarkStart w:id="26" w:name="X1fa39af0d9959ef17001f3b9a963a44b1d7a29a"/>
-      <w:r>
-        <w:t xml:space="preserve">Part E: When cheaper is not better (copy the list from the debrief)</w:t>
-      </w:r>
-      <w:bookmarkEnd w:id="26"/>
-    </w:p>
-    <w:p>
-      <w:pPr>
-        <w:pStyle w:val="FirstParagraph"/>
-      </w:pPr>
-      <w:r>
-        <w:t xml:space="preserve">Cheaper per unit is the wrong buy when:</w:t>
-      </w:r>
-    </w:p>
-    <w:p>
-      <w:r>
-        <w:br w:type="page"/>
-      </w:r>
-    </w:p>
-    <w:p>
-      <w:r>
-        <w:br w:type="page"/>
-      </w:r>
-    </w:p>
-    <w:p>
-      <w:r>
-        <w:br w:type="page"/>
-      </w:r>
-    </w:p>
-    <w:p>
-      <w:r>
-        <w:br w:type="page"/>
-      </w:r>
-    </w:p>
-    <w:p>
-      <w:r>
-        <w:br w:type="page"/>
-      </w:r>
-    </w:p>
-    <w:p>
-      <w:pPr>
-        <w:pStyle w:val="FirstParagraph"/>
-      </w:pPr>
-      <w:r>
-        <w:t xml:space="preserve">One of my own from home: ____________________</w:t>
-      </w:r>
-    </w:p>
-    <w:p>
-      <w:r>
-        <w:br w:type="page"/>
-      </w:r>
-    </w:p>
-    <w:p>
-      <w:pPr>
-        <w:pStyle w:val="Heading2"/>
-      </w:pPr>
-      <w:bookmarkStart w:id="27" w:name="teacher-key"/>
-      <w:r>
-        <w:t xml:space="preserve">Teacher key</w:t>
-      </w:r>
-      <w:bookmarkEnd w:id="27"/>
-    </w:p>
-    <w:p>
-      <w:pPr>
-        <w:pStyle w:val="FirstParagraph"/>
-      </w:pPr>
-      <w:r>
-        <w:t xml:space="preserve">Part A: 1. $0.081 per oz. 2. $0.095 per oz. 3. $0.311 per oz. 4. $0.149 per oz. 5. 20 oz; $0.250 per oz. 6. 32 oz; $0.087 per oz. Accept answers within $0.002.</w:t>
-      </w:r>
-    </w:p>
-    <w:p>
-      <w:pPr>
-        <w:pStyle w:val="BodyText"/>
-      </w:pPr>
-      <w:r>
-        <w:t xml:space="preserve">Part B: 1. $0.095 vs $0.084; the 45 oz jar. 2. $0.124 vs $0.081; store brand. 3. $0.311 vs $0.250; the 2 lb bag (then ask: can the family use 2 lb of cheese before it molds? That is Part D’s question).</w:t>
-      </w:r>
-    </w:p>
-    <w:p>
-      <w:pPr>
-        <w:pStyle w:val="BodyText"/>
-      </w:pPr>
-      <w:r>
-        <w:t xml:space="preserve">Part C: most grocery food is not taxed; non-food items, candy, soda, and prepared hot food are taxed; about 8.625 percent in Suffolk and Nassau counties</w:t>
-      </w:r>
-      <w:r>
-        <w:t xml:space="preserve"> </w:t>
-      </w:r>
-      <w:r>
-        <w:rPr>
-          <w:rStyle w:val="TeacherNote"/>
-        </w:rPr>
-        <w:t xml:space="preserve">[Sal: confirm].</w:t>
-      </w:r>
-      <w:r>
-        <w:t xml:space="preserve"> </w:t>
-      </w:r>
-      <w:r>
-        <w:t xml:space="preserve">Taxed: foil, soda, paper plates, candy bar. Not taxed: rice, bread. Foil tax: $3.49 times 0.08625 = $0.30 (rounded). Total $3.79.</w:t>
+        <w:t xml:space="preserve">Part C: most grocery food is not taxed; non-food items, candy, soda, and prepared hot food are taxed; about 8.625 percent on Long Island. Taxed: foil, soda, paper plates, candy bar. Not taxed: rice, bread. Foil tax: $3.49 times 0.08625 = $0.30 (rounded). Total $3.79.</w:t>
       </w:r>
     </w:p>
     <w:p>
